--- a/docs/downloads/john-nelson-darby/سينوبسيس-العهد-القديم-الأنبياء-الصغار/doc_0399.docx
+++ b/docs/downloads/john-nelson-darby/سينوبسيس-العهد-القديم-الأنبياء-الصغار/doc_0399.docx
@@ -1,9 +1,10 @@
 
 <file path=word/document.xml><?xml version="1.0" encoding="utf-8"?>
-<w:document xmlns:wpc="http://schemas.microsoft.com/office/word/2010/wordprocessingCanvas" xmlns:cx="http://schemas.microsoft.com/office/drawing/2014/chartex" xmlns:cx1="http://schemas.microsoft.com/office/drawing/2015/9/8/chartex" xmlns:cx2="http://schemas.microsoft.com/office/drawing/2015/10/21/chartex" xmlns:cx3="http://schemas.microsoft.com/office/drawing/2016/5/9/chartex" xmlns:cx4="http://schemas.microsoft.com/office/drawing/2016/5/10/chartex" xmlns:cx5="http://schemas.microsoft.com/office/drawing/2016/5/11/chartex" xmlns:cx6="http://schemas.microsoft.com/office/drawing/2016/5/12/chartex" xmlns:cx7="http://schemas.microsoft.com/office/drawing/2016/5/13/chartex" xmlns:cx8="http://schemas.microsoft.com/office/drawing/2016/5/14/chartex" xmlns:mc="http://schemas.openxmlformats.org/markup-compatibility/2006" xmlns:aink="http://schemas.microsoft.com/office/drawing/2016/ink" xmlns:am3d="http://schemas.microsoft.com/office/drawing/2017/model3d" xmlns:o="urn:schemas-microsoft-com:office:office" xmlns:r="http://schemas.openxmlformats.org/officeDocument/2006/relationships" xmlns:m="http://schemas.openxmlformats.org/officeDocument/2006/math" xmlns:v="urn:schemas-microsoft-com:vml" xmlns:wp14="http://schemas.microsoft.com/office/word/2010/wordprocessingDrawing" xmlns:wp="http://schemas.openxmlformats.org/drawingml/2006/wordprocessingDrawing" xmlns:w10="urn:schemas-microsoft-com:office:word" xmlns:w="http://schemas.openxmlformats.org/wordprocessingml/2006/main" xmlns:w14="http://schemas.microsoft.com/office/word/2010/wordml" xmlns:w15="http://schemas.microsoft.com/office/word/2012/wordml" xmlns:w16cid="http://schemas.microsoft.com/office/word/2016/wordml/cid" xmlns:w16se="http://schemas.microsoft.com/office/word/2015/wordml/symex" xmlns:wpg="http://schemas.microsoft.com/office/word/2010/wordprocessingGroup" xmlns:wpi="http://schemas.microsoft.com/office/word/2010/wordprocessingInk" xmlns:wne="http://schemas.microsoft.com/office/word/2006/wordml" xmlns:wps="http://schemas.microsoft.com/office/word/2010/wordprocessingShape" mc:Ignorable="w14 w15 w16se w16cid wp14">
+<w:document xmlns:wpc="http://schemas.microsoft.com/office/word/2010/wordprocessingCanvas" xmlns:cx="http://schemas.microsoft.com/office/drawing/2014/chartex" xmlns:cx1="http://schemas.microsoft.com/office/drawing/2015/9/8/chartex" xmlns:cx2="http://schemas.microsoft.com/office/drawing/2015/10/21/chartex" xmlns:cx3="http://schemas.microsoft.com/office/drawing/2016/5/9/chartex" xmlns:cx4="http://schemas.microsoft.com/office/drawing/2016/5/10/chartex" xmlns:cx5="http://schemas.microsoft.com/office/drawing/2016/5/11/chartex" xmlns:cx6="http://schemas.microsoft.com/office/drawing/2016/5/12/chartex" xmlns:cx7="http://schemas.microsoft.com/office/drawing/2016/5/13/chartex" xmlns:cx8="http://schemas.microsoft.com/office/drawing/2016/5/14/chartex" xmlns:mc="http://schemas.openxmlformats.org/markup-compatibility/2006" xmlns:aink="http://schemas.microsoft.com/office/drawing/2016/ink" xmlns:am3d="http://schemas.microsoft.com/office/drawing/2017/model3d" xmlns:o="urn:schemas-microsoft-com:office:office" xmlns:oel="http://schemas.microsoft.com/office/2019/extlst" xmlns:r="http://schemas.openxmlformats.org/officeDocument/2006/relationships" xmlns:m="http://schemas.openxmlformats.org/officeDocument/2006/math" xmlns:v="urn:schemas-microsoft-com:vml" xmlns:wp14="http://schemas.microsoft.com/office/word/2010/wordprocessingDrawing" xmlns:wp="http://schemas.openxmlformats.org/drawingml/2006/wordprocessingDrawing" xmlns:w10="urn:schemas-microsoft-com:office:word" xmlns:w="http://schemas.openxmlformats.org/wordprocessingml/2006/main" xmlns:w14="http://schemas.microsoft.com/office/word/2010/wordml" xmlns:w15="http://schemas.microsoft.com/office/word/2012/wordml" xmlns:w16cex="http://schemas.microsoft.com/office/word/2018/wordml/cex" xmlns:w16cid="http://schemas.microsoft.com/office/word/2016/wordml/cid" xmlns:w16="http://schemas.microsoft.com/office/word/2018/wordml" xmlns:w16sdtdh="http://schemas.microsoft.com/office/word/2020/wordml/sdtdatahash" xmlns:w16se="http://schemas.microsoft.com/office/word/2015/wordml/symex" xmlns:wpg="http://schemas.microsoft.com/office/word/2010/wordprocessingGroup" xmlns:wpi="http://schemas.microsoft.com/office/word/2010/wordprocessingInk" xmlns:wne="http://schemas.microsoft.com/office/word/2006/wordml" xmlns:wps="http://schemas.microsoft.com/office/word/2010/wordprocessingShape" mc:Ignorable="w14 w15 w16se w16cid w16 w16cex w16sdtdh wp14">
   <w:body>
     <w:p>
       <w:pPr>
+        <w:jc w:val="both"/>
         <w:rPr>
           <w:rtl/>
           <w:lang w:bidi="ar-AE"/>
@@ -17,28 +18,31 @@
             <w:rtl/>
             <w:lang w:bidi="ar-AE"/>
           </w:rPr>
-          <w:t>تأمل في النبي ميخا</w:t>
+          <w:t xml:space="preserve">تأمل في النبي </w:t>
+        </w:r>
+        <w:r>
+          <w:rPr>
+            <w:rStyle w:val="Hyperlink"/>
+            <w:rFonts w:hint="cs"/>
+            <w:rtl/>
+            <w:lang w:bidi="ar-AE"/>
+          </w:rPr>
+          <w:t>حبقوق</w:t>
+        </w:r>
+        <w:r>
+          <w:rPr>
+            <w:rStyle w:val="Hyperlink"/>
+            <w:rFonts w:hint="cs"/>
+            <w:rtl/>
+            <w:lang w:bidi="ar-AE"/>
+          </w:rPr>
+          <w:t xml:space="preserve"> (سينوبسيس)</w:t>
         </w:r>
       </w:hyperlink>
     </w:p>
     <w:p>
       <w:pPr>
-        <w:rPr>
-          <w:rtl/>
-          <w:lang w:bidi="ar-AE"/>
-        </w:rPr>
-      </w:pPr>
-      <w:r>
-        <w:rPr>
-          <w:rFonts w:hint="cs"/>
-          <w:rtl/>
-          <w:lang w:bidi="ar-AE"/>
-        </w:rPr>
-        <w:t>سينوبسيس</w:t>
-      </w:r>
-    </w:p>
-    <w:p>
-      <w:pPr>
+        <w:jc w:val="both"/>
         <w:rPr>
           <w:rtl/>
           <w:lang w:bidi="ar-AE"/>
@@ -53,22 +57,160 @@
     </w:p>
     <w:p>
       <w:pPr>
-        <w:rPr>
-          <w:rtl/>
-          <w:lang w:bidi="ar-AE"/>
-        </w:rPr>
-      </w:pPr>
-      <w:r>
-        <w:rPr>
-          <w:rFonts w:hint="cs"/>
-          <w:rtl/>
-          <w:lang w:bidi="ar-AE"/>
-        </w:rPr>
-        <w:t>تمهيد</w:t>
-      </w:r>
-    </w:p>
-    <w:p>
-      <w:pPr>
+        <w:jc w:val="both"/>
+        <w:rPr>
+          <w:rtl/>
+          <w:lang w:bidi="ar-AE"/>
+        </w:rPr>
+      </w:pPr>
+      <w:r>
+        <w:rPr>
+          <w:rFonts w:hint="cs"/>
+          <w:rtl/>
+          <w:lang w:bidi="ar-AE"/>
+        </w:rPr>
+        <w:t>يا لها من طريقة متنوعة وكاملة يُعلن فيها الله عن طرقه في كلمته! إنها لا تتضمن فقط الأحداث العظيمة، التي تجعلنا ندرك بوضوح، بأنه يحكم وكيف يحكم؛ وهي لا تسلمنا فقط البراهين، بأنه أمين من نحو شعبه، كما و</w:t>
+      </w:r>
+      <w:r>
+        <w:rPr>
+          <w:rFonts w:hint="cs"/>
+          <w:rtl/>
+          <w:lang w:bidi="ar-AE"/>
+        </w:rPr>
+        <w:t xml:space="preserve">هي </w:t>
+      </w:r>
+      <w:r>
+        <w:rPr>
+          <w:rFonts w:hint="cs"/>
+          <w:rtl/>
+          <w:lang w:bidi="ar-AE"/>
+        </w:rPr>
+        <w:t xml:space="preserve">تشهد كيف ينظر إلى الشر، الذي تحوّل داعيًا للقضاء، وإنما هي تخبرنا أيضًا بالجواب الذي يعطيه لكل شعور </w:t>
+      </w:r>
+      <w:r>
+        <w:rPr>
+          <w:rFonts w:hint="cs"/>
+          <w:rtl/>
+          <w:lang w:bidi="ar-AE"/>
+        </w:rPr>
+        <w:t>ناتج</w:t>
+      </w:r>
+      <w:r>
+        <w:rPr>
+          <w:rFonts w:hint="cs"/>
+          <w:rtl/>
+          <w:lang w:bidi="ar-AE"/>
+        </w:rPr>
+        <w:t xml:space="preserve"> </w:t>
+      </w:r>
+      <w:r>
+        <w:rPr>
+          <w:rFonts w:hint="cs"/>
+          <w:rtl/>
+          <w:lang w:bidi="ar-AE"/>
+        </w:rPr>
+        <w:t>ع</w:t>
+      </w:r>
+      <w:r>
+        <w:rPr>
+          <w:rFonts w:hint="cs"/>
+          <w:rtl/>
+          <w:lang w:bidi="ar-AE"/>
+        </w:rPr>
+        <w:t>ن الأحداث التي اضطُر بأن يؤدّب بها شعبه</w:t>
+      </w:r>
+      <w:r>
+        <w:rPr>
+          <w:rFonts w:hint="cs"/>
+          <w:rtl/>
+          <w:lang w:bidi="ar-AE"/>
+        </w:rPr>
+        <w:t>:</w:t>
+      </w:r>
+      <w:r>
+        <w:rPr>
+          <w:rFonts w:hint="cs"/>
+          <w:rtl/>
+          <w:lang w:bidi="ar-AE"/>
+        </w:rPr>
+        <w:t xml:space="preserve"> </w:t>
+      </w:r>
+      <w:r>
+        <w:rPr>
+          <w:rFonts w:hint="cs"/>
+          <w:rtl/>
+          <w:lang w:bidi="ar-AE"/>
+        </w:rPr>
+        <w:t>ب</w:t>
+      </w:r>
+      <w:r>
+        <w:rPr>
+          <w:rFonts w:hint="cs"/>
+          <w:rtl/>
+          <w:lang w:bidi="ar-AE"/>
+        </w:rPr>
+        <w:t>العزاء الذي يقدمه للأحزان، التي لا بد وأن يشعر بها الأمين وهو يتأمل ضيق شعب الله المحبوب، كما و</w:t>
+      </w:r>
+      <w:r>
+        <w:rPr>
+          <w:rFonts w:hint="cs"/>
+          <w:rtl/>
+          <w:lang w:bidi="ar-AE"/>
+        </w:rPr>
+        <w:t>ب</w:t>
+      </w:r>
+      <w:r>
+        <w:rPr>
+          <w:rFonts w:hint="cs"/>
+          <w:rtl/>
+          <w:lang w:bidi="ar-AE"/>
+        </w:rPr>
+        <w:t>امتحان إيمانه الشافي. من جانب واحد تُعرض طرق الله الكاملة، وفي الجانب الآخر يؤتى بالقلب ليفهم</w:t>
+      </w:r>
+      <w:r>
+        <w:rPr>
+          <w:rFonts w:hint="cs"/>
+          <w:rtl/>
+          <w:lang w:bidi="ar-AE"/>
+        </w:rPr>
+        <w:t xml:space="preserve"> هذه الطرق ويفرح بتأثير أمانة إله المحبة في كل أبعادها؛ وطالما أن الأمر لا زال منوطًا بانتظار هذا التأثير، </w:t>
+      </w:r>
+      <w:r>
+        <w:rPr>
+          <w:rFonts w:hint="cs"/>
+          <w:rtl/>
+          <w:lang w:bidi="ar-AE"/>
+        </w:rPr>
+        <w:t>ت</w:t>
+      </w:r>
+      <w:r>
+        <w:rPr>
+          <w:rFonts w:hint="cs"/>
+          <w:rtl/>
+          <w:lang w:bidi="ar-AE"/>
+        </w:rPr>
+        <w:t>توطّد الثقة بالله نفسه، و</w:t>
+      </w:r>
+      <w:r>
+        <w:rPr>
+          <w:rFonts w:hint="cs"/>
+          <w:rtl/>
+          <w:lang w:bidi="ar-AE"/>
+        </w:rPr>
+        <w:t xml:space="preserve">تتشدد </w:t>
+      </w:r>
+      <w:r>
+        <w:rPr>
+          <w:rFonts w:hint="cs"/>
+          <w:rtl/>
+          <w:lang w:bidi="ar-AE"/>
+        </w:rPr>
+        <w:t>الوثق التي تربط القلب بالله على نحو كبير.</w:t>
+      </w:r>
+    </w:p>
+    <w:p>
+      <w:pPr>
+        <w:jc w:val="both"/>
         <w:rPr>
           <w:rtl/>
           <w:lang w:bidi="ar-AE"/>
@@ -88,27 +230,12 @@
           <w:rtl/>
           <w:lang w:bidi="ar-AE"/>
         </w:rPr>
-        <w:t xml:space="preserve">نبوة ميخا تذكر ذات المعطى التاريخي الذي نشأت فيه كمُعطى التاريخي الذي في أشعياء وهي مطابقة في جزء منه. فهي مشغولة أساسًا بدخول المسيا في ذلك المشهد الذي ظهرت فيه معاملات الله مع إسرائيل إذ أنها تربط حضوره بصورة خاصة بغزو الأشوري. إلا أن هذه النبوة لها أيضًا طابعها الخاص. إنها تتطرق مثل نبوات هوشع وعاموس إلى حالة الشعب الداخلية وتصرفه وتُري كيف أن حالة اليهود مرتبطة بدينونة العالم العامة ما قد وجدناه في مثال في يونان. </w:t>
-      </w:r>
-      <w:r>
-        <w:rPr>
-          <w:rFonts w:hint="cs"/>
-          <w:rtl/>
-          <w:lang w:bidi="ar-AE"/>
-        </w:rPr>
-        <w:t xml:space="preserve">جزء من نبوة ميخا يتناول أيضًا السامرة وبالتالي كل إسرائيل </w:t>
-      </w:r>
-      <w:r>
-        <w:rPr>
-          <w:rFonts w:hint="cs"/>
-          <w:rtl/>
-          <w:lang w:bidi="ar-AE"/>
-        </w:rPr>
-        <w:t>هو موضوعها.</w:t>
-      </w:r>
-    </w:p>
-    <w:p>
-      <w:pPr>
+        <w:t>إن الموضوع الأخير، ألا وهو كيف يظهر الإيمان في المشهد والعواطف الروحية وسط الامتحان، يقدمه لنا حبقوق في نبوته. إنها تتكلم عن، كيف يُمتحن قلب الرجل، الذي وهو ممتلئ بالروح القدس، يكون متعلقًا بشعب الله. غير أنه ما تبقى لننتبه إليه هو أن تعاملنا هنا هو مع إسرائيل.</w:t>
+      </w:r>
+    </w:p>
+    <w:p>
+      <w:pPr>
+        <w:jc w:val="both"/>
         <w:rPr>
           <w:rtl/>
           <w:lang w:bidi="ar-AE"/>
@@ -122,141 +249,80 @@
             <w:rtl/>
             <w:lang w:bidi="ar-AE"/>
           </w:rPr>
-          <w:t>إصحاح 1</w:t>
+          <w:t>الإصحاح 1</w:t>
         </w:r>
       </w:hyperlink>
     </w:p>
     <w:p>
       <w:pPr>
-        <w:rPr>
-          <w:rtl/>
-          <w:lang w:bidi="ar-AE"/>
-        </w:rPr>
-      </w:pPr>
-      <w:r>
-        <w:rPr>
-          <w:rFonts w:hint="cs"/>
-          <w:rtl/>
-          <w:lang w:bidi="ar-AE"/>
-        </w:rPr>
-        <w:t xml:space="preserve">الرب يتكلم في السفر الذي أمامنا من داخل هيكله ويتّجه إلى جميع شعوب كل الأرض. هذا يعني: هو يأخذ مكانه في عرشه الأرضي ليدين الأرض وليتقدم أمام جميع الأمم كشاهد. غير أنه يأتي من فوق إلى أسفل في أنه يخرج من مكانه ليطأ على مرتفعات الأرض. كل متعالي ينصهر تحته وكل متواضع كالشمع أمام النار. ولماذا يظهر في هذه الهيئة القضائية. لماذا لم يعُد يريد أن يُظهر أناته مع جهل الأمم ويتركهم يسيرون في طرقهم بعيدًا عنه؟ إن هذا لأجل أن شعبه الذي كان عليه أن يشهد عن اسمه على الأرض، سقط تاركًا إياه، في أنه وهب نفسه لخدمة آلهة أخرى والخطية. على الأرض لم تعُد هنالك شهادة لأن الشهادة الوحيدة التي حملت هذا الاسم هي شهادة كاذبة؛ لأجل هذا لا بد لله </w:t>
-      </w:r>
-      <w:r>
-        <w:rPr>
-          <w:rFonts w:hint="cs"/>
-          <w:rtl/>
-          <w:lang w:bidi="ar-AE"/>
-        </w:rPr>
-        <w:t xml:space="preserve">أن يكون هو شاهد لنفسه. والآن أتت كل خطايا الأمم في ذاكرته أمامه، وهي مطروحة ومكشوفة تمامًا أمام عيون لا يمكنها أن تحتمل منظرها. لذا فهي تُسلّم لجبروت أعدائها التي ارتفع كبرياؤها لأجل هذا الأمر لدرجة أنه لا بد لله بأن يتقدم بدينونته. </w:t>
-      </w:r>
-    </w:p>
-    <w:p>
-      <w:pPr>
-        <w:rPr>
-          <w:rtl/>
-          <w:lang w:bidi="ar-AE"/>
-        </w:rPr>
-      </w:pPr>
-      <w:r>
-        <w:rPr>
-          <w:rFonts w:hint="cs"/>
-          <w:rtl/>
-          <w:lang w:bidi="ar-AE"/>
-        </w:rPr>
-        <w:t>أكثر من مرة قد لاحظنا بأن الأشوري يلعب في الأحداث التي تشكل ختام طرق الله على الأرض دورًا رئيسيًا. هنا أيضًا نتقابل معه كالقضيب الذي يستخدمه الله وهو موضوع يظهر بصورة خاصة في نبوة ميخا.</w:t>
-      </w:r>
-    </w:p>
-    <w:p>
-      <w:pPr>
-        <w:rPr>
-          <w:rtl/>
-          <w:lang w:bidi="ar-AE"/>
-        </w:rPr>
-      </w:pPr>
-      <w:r>
-        <w:rPr>
-          <w:rFonts w:hint="cs"/>
-          <w:rtl/>
-          <w:lang w:bidi="ar-AE"/>
-        </w:rPr>
-        <w:t xml:space="preserve">رداءة السامرة وتماثيلها المسحولة </w:t>
-      </w:r>
-      <w:r>
-        <w:rPr>
-          <w:rFonts w:hint="cs"/>
-          <w:rtl/>
-          <w:lang w:bidi="ar-AE"/>
-        </w:rPr>
-        <w:t xml:space="preserve">هي السبب في سماح الله بإتيان السوط الرهيب بحسب حكمه العادل، ذلك الطوفان الذي تصل </w:t>
-      </w:r>
-      <w:r>
-        <w:rPr>
-          <w:rFonts w:hint="cs"/>
-          <w:rtl/>
-          <w:lang w:bidi="ar-AE"/>
-        </w:rPr>
-        <w:t>موازينه</w:t>
-      </w:r>
-      <w:r>
-        <w:rPr>
-          <w:rFonts w:hint="cs"/>
-          <w:rtl/>
-          <w:lang w:bidi="ar-AE"/>
-        </w:rPr>
-        <w:t xml:space="preserve"> إلى يهوذا (عدد 6 </w:t>
-      </w:r>
-      <w:r>
-        <w:rPr>
-          <w:rtl/>
-          <w:lang w:bidi="ar-AE"/>
-        </w:rPr>
-        <w:t>–</w:t>
-      </w:r>
-      <w:r>
-        <w:rPr>
-          <w:rFonts w:hint="cs"/>
-          <w:rtl/>
-          <w:lang w:bidi="ar-AE"/>
-        </w:rPr>
-        <w:t xml:space="preserve"> 9).</w:t>
-      </w:r>
-    </w:p>
-    <w:p>
-      <w:pPr>
-        <w:rPr>
-          <w:rtl/>
-          <w:lang w:bidi="ar-AE"/>
-        </w:rPr>
-      </w:pPr>
-      <w:r>
-        <w:rPr>
-          <w:rFonts w:hint="cs"/>
-          <w:rtl/>
-          <w:lang w:bidi="ar-AE"/>
-        </w:rPr>
-        <w:t xml:space="preserve">إننا سنفهم بأن ما قد حدث أيام النبي له ذات المعنى من نحو حالة الشعب كما سيكون لهم في آخر دينونة في الأيام الأخيرة، ولأجل ذلك البلاغ بتلك الأحداث التي ستقع في المستقبل تؤول إلى الإشارة إلى الضربات الشديدة لتلك الدينونة العتيدة، كما وقد أُنذِر الشعب آنذاك بها أيضًا في الوقت ذاته. إننا </w:t>
-      </w:r>
-      <w:r>
-        <w:rPr>
-          <w:rFonts w:hint="cs"/>
-          <w:rtl/>
-          <w:lang w:bidi="ar-AE"/>
-        </w:rPr>
-        <w:t>عاينا</w:t>
-      </w:r>
-      <w:r>
-        <w:rPr>
-          <w:rFonts w:hint="cs"/>
-          <w:rtl/>
-          <w:lang w:bidi="ar-AE"/>
-        </w:rPr>
-        <w:t xml:space="preserve"> ذات الأمر عدة مرات في الأنبياء.</w:t>
-      </w:r>
-    </w:p>
-    <w:p>
-      <w:pPr>
-        <w:rPr>
-          <w:rtl/>
+        <w:jc w:val="both"/>
+        <w:rPr>
+          <w:rtl/>
+          <w:lang w:bidi="ar-AE"/>
+        </w:rPr>
+      </w:pPr>
+      <w:r>
+        <w:rPr>
+          <w:rFonts w:hint="cs"/>
+          <w:rtl/>
+          <w:lang w:bidi="ar-AE"/>
+        </w:rPr>
+        <w:t>النبي يبدأ بشكواه، بأن الشر المتواجد وسط الشعب لا يُحتمل.</w:t>
+      </w:r>
+    </w:p>
+    <w:p>
+      <w:pPr>
+        <w:jc w:val="both"/>
+        <w:rPr>
+          <w:rtl/>
+          <w:lang w:bidi="ar-AE"/>
+        </w:rPr>
+      </w:pPr>
+      <w:r>
+        <w:rPr>
+          <w:rFonts w:hint="cs"/>
+          <w:rtl/>
+          <w:lang w:bidi="ar-AE"/>
+        </w:rPr>
+        <w:t>إنها النتيجة الطبيعية لعمل روح الله في القلب الذي يغار على كرامة الله ويبغض الشر. إن قلب النبي تثقف بحسب التعليم الذي تلقاه في مدرسة الناموس، وربما يكون</w:t>
+      </w:r>
+      <w:r>
+        <w:rPr>
+          <w:rFonts w:hint="cs"/>
+          <w:rtl/>
+          <w:lang w:bidi="ar-AE"/>
+        </w:rPr>
+        <w:t xml:space="preserve"> هو</w:t>
+      </w:r>
+      <w:r>
+        <w:rPr>
+          <w:rFonts w:hint="cs"/>
+          <w:rtl/>
+          <w:lang w:bidi="ar-AE"/>
+        </w:rPr>
+        <w:t xml:space="preserve"> روح الناموس، الذي يتكلم فيه عن الشر. إن روح الله أيضًا لا يخرجه من هذا الموقف، الذي واجه نبيًا كان واقفًا أمام الله. </w:t>
+      </w:r>
+      <w:r>
+        <w:rPr>
+          <w:rFonts w:hint="cs"/>
+          <w:rtl/>
+          <w:lang w:bidi="ar-AE"/>
+        </w:rPr>
+        <w:t xml:space="preserve">إن </w:t>
+      </w:r>
+      <w:r>
+        <w:rPr>
+          <w:rFonts w:hint="cs"/>
+          <w:rtl/>
+          <w:lang w:bidi="ar-AE"/>
+        </w:rPr>
+        <w:t>حبقوق يحكم على الشر بطريقة مقدسة، بما يتفق مع قلب له موقف أمين من نحو بركات الرب.</w:t>
+      </w:r>
+    </w:p>
+    <w:p>
+      <w:pPr>
+        <w:jc w:val="both"/>
+        <w:rPr>
           <w:lang w:bidi="ar-AE"/>
         </w:rPr>
         <w:sectPr>
@@ -274,7 +340,196 @@
           <w:rtl/>
           <w:lang w:bidi="ar-AE"/>
         </w:rPr>
-        <w:t xml:space="preserve">من دون شك أن الموضع الذي أمامنا ينظر إلى شلمنصّر وسنحريب؛ غير أنه إن تأملنا النبوة بحسب كل أبعادها، فسيتضح بأنها مجرد السبب في نشوئها. الأشوري يصل حتى إلى أبواب أورشليم. في الأعداد 11 </w:t>
+        <w:t>عن هذا الأمر يُعلن له الرب القضاء الرهيب الذي أراد</w:t>
+      </w:r>
+      <w:r>
+        <w:rPr>
+          <w:rFonts w:hint="cs"/>
+          <w:rtl/>
+          <w:lang w:bidi="ar-AE"/>
+        </w:rPr>
+        <w:t xml:space="preserve"> </w:t>
+      </w:r>
+      <w:r>
+        <w:rPr>
+          <w:rFonts w:hint="cs"/>
+          <w:rtl/>
+          <w:lang w:bidi="ar-AE"/>
+        </w:rPr>
+        <w:t>بأن يؤدب الشعب</w:t>
+      </w:r>
+      <w:r>
+        <w:rPr>
+          <w:rtl/>
+        </w:rPr>
+        <w:t xml:space="preserve"> </w:t>
+      </w:r>
+      <w:r>
+        <w:rPr>
+          <w:rtl/>
+          <w:lang w:bidi="ar-AE"/>
+        </w:rPr>
+        <w:t>به</w:t>
+      </w:r>
+      <w:r>
+        <w:rPr>
+          <w:rFonts w:hint="cs"/>
+          <w:rtl/>
+          <w:lang w:bidi="ar-AE"/>
+        </w:rPr>
+        <w:t xml:space="preserve">، الذي كان قد أسلم نفسه للشر على </w:t>
+      </w:r>
+      <w:r>
+        <w:rPr>
+          <w:rFonts w:hint="cs"/>
+          <w:rtl/>
+          <w:lang w:bidi="ar-AE"/>
+        </w:rPr>
+        <w:t>هذا الوجه</w:t>
+      </w:r>
+      <w:r>
+        <w:rPr>
+          <w:rFonts w:hint="cs"/>
+          <w:rtl/>
+          <w:lang w:bidi="ar-AE"/>
+        </w:rPr>
+        <w:t xml:space="preserve">. إنه سيُنهض </w:t>
+      </w:r>
+      <w:r>
+        <w:rPr>
+          <w:rFonts w:hint="cs"/>
+          <w:rtl/>
+          <w:lang w:bidi="ar-AE"/>
+        </w:rPr>
+        <w:t xml:space="preserve">الكلدانيين </w:t>
+      </w:r>
+      <w:r>
+        <w:rPr>
+          <w:rFonts w:hint="cs"/>
+          <w:rtl/>
+          <w:lang w:bidi="ar-AE"/>
+        </w:rPr>
+        <w:t>ضدهم</w:t>
+      </w:r>
+      <w:r>
+        <w:rPr>
+          <w:rFonts w:hint="cs"/>
+          <w:rtl/>
+          <w:lang w:bidi="ar-AE"/>
+        </w:rPr>
+        <w:t>،</w:t>
+      </w:r>
+      <w:r>
+        <w:rPr>
+          <w:rFonts w:hint="cs"/>
+          <w:rtl/>
+          <w:lang w:bidi="ar-AE"/>
+        </w:rPr>
+        <w:t xml:space="preserve"> الذين امتازوا بكبريائهم و</w:t>
+      </w:r>
+      <w:r>
+        <w:rPr>
+          <w:rFonts w:hint="cs"/>
+          <w:rtl/>
+          <w:lang w:bidi="ar-AE"/>
+        </w:rPr>
+        <w:t xml:space="preserve">اقتدارهم، </w:t>
+      </w:r>
+      <w:r>
+        <w:rPr>
+          <w:rFonts w:hint="cs"/>
+          <w:rtl/>
+          <w:lang w:bidi="ar-AE"/>
+        </w:rPr>
+        <w:t>الذين نجحوا في كل تعهداتهم، إذ كان مقصدهم الوحيد هو تلبية طموحهم. رأسهم سيترك الله الحقيقي الذي</w:t>
+      </w:r>
+      <w:r>
+        <w:rPr>
+          <w:rFonts w:hint="cs"/>
+          <w:rtl/>
+          <w:lang w:bidi="ar-AE"/>
+        </w:rPr>
+        <w:t xml:space="preserve"> يعود</w:t>
+      </w:r>
+      <w:r>
+        <w:rPr>
+          <w:rFonts w:hint="cs"/>
+          <w:rtl/>
+          <w:lang w:bidi="ar-AE"/>
+        </w:rPr>
+        <w:t xml:space="preserve"> له الفضل في قوتهم، وسيُكرم إلهًا هو </w:t>
+      </w:r>
+      <w:r>
+        <w:rPr>
+          <w:rFonts w:hint="cs"/>
+          <w:rtl/>
+          <w:lang w:bidi="ar-AE"/>
+        </w:rPr>
+        <w:t>سي</w:t>
+      </w:r>
+      <w:r>
+        <w:rPr>
+          <w:rFonts w:hint="cs"/>
+          <w:rtl/>
+          <w:lang w:bidi="ar-AE"/>
+        </w:rPr>
+        <w:t>صنعه لنفسه بيده</w:t>
+      </w:r>
+      <w:r>
+        <w:rPr>
+          <w:rStyle w:val="FootnoteReference"/>
+          <w:rtl/>
+          <w:lang w:bidi="ar-AE"/>
+        </w:rPr>
+        <w:footnoteReference w:id="1"/>
+      </w:r>
+      <w:r>
+        <w:rPr>
+          <w:rFonts w:hint="cs"/>
+          <w:rtl/>
+          <w:lang w:bidi="ar-AE"/>
+        </w:rPr>
+        <w:t xml:space="preserve">. غير أن كل هذا يوقظ في النبي شعورًا يختلف عن الذي كان قد شعر به سابقًا. هنا إلهه يُنكَر من الآنية المستخدمة للإنتقام ويُسحق الشعب المحبوب تحت أقدام </w:t>
+      </w:r>
+      <w:r>
+        <w:rPr>
+          <w:rFonts w:hint="cs"/>
+          <w:rtl/>
+          <w:lang w:bidi="ar-AE"/>
+        </w:rPr>
+        <w:t>فئة</w:t>
+      </w:r>
+      <w:r>
+        <w:rPr>
+          <w:rFonts w:hint="cs"/>
+          <w:rtl/>
+          <w:lang w:bidi="ar-AE"/>
+        </w:rPr>
+        <w:t xml:space="preserve"> </w:t>
+      </w:r>
+      <w:r>
+        <w:rPr>
+          <w:rFonts w:hint="cs"/>
+          <w:rtl/>
+          <w:lang w:bidi="ar-AE"/>
+        </w:rPr>
+        <w:t>أردأ منه. أما الإيمان فهو يعلم بأن إلهه هو الله الحقيقي، هو الرب الواحد والوحيد</w:t>
+      </w:r>
+      <w:r>
+        <w:rPr>
+          <w:rStyle w:val="FootnoteReference"/>
+          <w:rtl/>
+          <w:lang w:bidi="ar-AE"/>
+        </w:rPr>
+        <w:footnoteReference w:id="2"/>
+      </w:r>
+      <w:r>
+        <w:rPr>
+          <w:rFonts w:hint="cs"/>
+          <w:rtl/>
+          <w:lang w:bidi="ar-AE"/>
+        </w:rPr>
+        <w:t xml:space="preserve">، وبأنه (وهو العزاء الهام الذي يُعطي القلب ضمان الفداء الآتي) الرب، الذي يهب للشر قدرته على ردّ شعبه إلى الطريق المستقيم. </w:t>
       </w:r>
       <w:r>
         <w:rPr>
@@ -289,42 +544,12 @@
           <w:rtl/>
           <w:lang w:bidi="ar-AE"/>
         </w:rPr>
-        <w:t xml:space="preserve"> 16 يُذكَر تقدُّم</w:t>
-      </w:r>
-      <w:r>
-        <w:rPr>
-          <w:rFonts w:hint="cs"/>
-          <w:rtl/>
-          <w:lang w:bidi="ar-AE"/>
-        </w:rPr>
-        <w:t xml:space="preserve"> اندفاعي</w:t>
-      </w:r>
-      <w:r>
-        <w:rPr>
-          <w:rFonts w:hint="cs"/>
-          <w:rtl/>
-          <w:lang w:bidi="ar-AE"/>
-        </w:rPr>
-        <w:t xml:space="preserve"> كما يحدث أيضًا في أشعياء؛ إلا أنه هنا يُذكَر على نحو عارض الأسباب التي لأجلها أصابت </w:t>
-      </w:r>
-      <w:r>
-        <w:rPr>
-          <w:rtl/>
-          <w:lang w:bidi="ar-AE"/>
-        </w:rPr>
-        <w:t xml:space="preserve">الدينونة </w:t>
-      </w:r>
-      <w:r>
-        <w:rPr>
-          <w:rFonts w:hint="cs"/>
-          <w:rtl/>
-          <w:lang w:bidi="ar-AE"/>
-        </w:rPr>
-        <w:t>المدن التي يهاجمها، بينما أشعياء فيذكرها فقط كمحطات لزحفه.</w:t>
-      </w:r>
-    </w:p>
-    <w:p>
-      <w:pPr>
+        <w:t xml:space="preserve"> فهل سيستمرون في ملئ شبكتهم بالناس كما لو كانوا سمكًا؟ </w:t>
+      </w:r>
+    </w:p>
+    <w:p>
+      <w:pPr>
+        <w:jc w:val="both"/>
         <w:rPr>
           <w:rtl/>
           <w:lang w:bidi="ar-AE"/>
@@ -338,59 +563,151 @@
             <w:rtl/>
             <w:lang w:bidi="ar-AE"/>
           </w:rPr>
-          <w:t>إصحاح 2</w:t>
+          <w:t>الإصحاح 2</w:t>
         </w:r>
       </w:hyperlink>
     </w:p>
     <w:p>
       <w:pPr>
-        <w:rPr>
-          <w:rtl/>
-          <w:lang w:bidi="ar-AE"/>
-        </w:rPr>
-      </w:pPr>
-      <w:r>
-        <w:rPr>
-          <w:rFonts w:hint="cs"/>
-          <w:rtl/>
-          <w:lang w:bidi="ar-AE"/>
-        </w:rPr>
-        <w:t xml:space="preserve">في هذا الإصحاح يذكر النبي الخطايا المميزة التي بسببها حدثت دينونة الله؛ لقد كانت ذلك السلب العنيف والقمع الذي لا يعرف الخجل. لقد خططوا كيف يستولوا على الأمور بطريقة السلب، التي ابتغوها في نفوسهم، وبالتالي خطّط الرب أيضًا كيف سيوقع دينونته عليهم (الأعداد 1 </w:t>
-      </w:r>
-      <w:r>
-        <w:rPr>
-          <w:rtl/>
-          <w:lang w:bidi="ar-AE"/>
-        </w:rPr>
-        <w:t>–</w:t>
-      </w:r>
-      <w:r>
-        <w:rPr>
-          <w:rFonts w:hint="cs"/>
-          <w:rtl/>
-          <w:lang w:bidi="ar-AE"/>
-        </w:rPr>
-        <w:t xml:space="preserve"> 5). هم رفضوا كلمة الشهادة. وهي بذاتها يجب أن تُنتزع منهم، وغير أن الدينونة الرهيبة ستقع عليهم فإن روح الضلال والسُّكر سيكون لهم نبوة</w:t>
-      </w:r>
-      <w:r>
-        <w:rPr>
-          <w:rStyle w:val="FootnoteReference"/>
-          <w:rtl/>
-          <w:lang w:bidi="ar-AE"/>
-        </w:rPr>
-        <w:footnoteReference w:id="1"/>
-      </w:r>
-      <w:r>
-        <w:rPr>
-          <w:rFonts w:hint="cs"/>
-          <w:rtl/>
-          <w:lang w:bidi="ar-AE"/>
-        </w:rPr>
-        <w:t>.</w:t>
-      </w:r>
-    </w:p>
-    <w:p>
-      <w:pPr>
+        <w:jc w:val="both"/>
+        <w:rPr>
+          <w:rtl/>
+          <w:lang w:bidi="ar-AE"/>
+        </w:rPr>
+      </w:pPr>
+      <w:r>
+        <w:rPr>
+          <w:rFonts w:hint="cs"/>
+          <w:rtl/>
+          <w:lang w:bidi="ar-AE"/>
+        </w:rPr>
+        <w:t>هنا يتوقف النبي، لكي يوضّح الله هذا الأمر في حينه؛ فهو يقف كالخفير في مكان المراقبة حتى يحصل على الجواب الذي سيمنحه الله لنفسه القلقة. والآن، ولكي يعزي</w:t>
+      </w:r>
+      <w:r>
+        <w:rPr>
+          <w:rFonts w:hint="cs"/>
+          <w:rtl/>
+          <w:lang w:bidi="ar-AE"/>
+        </w:rPr>
+        <w:t xml:space="preserve"> نبيه وكل شعبه الأمين، يأمره الله بأن يكتب الجواب بوضوح حتى يُقرأ بسلاسة. هو يذكر عواطف شعبه، ويقدرها؛ لأنها تنشأ في الحقيقة بتناغم مع قلبه بواسطة الروح القدس.</w:t>
+      </w:r>
+    </w:p>
+    <w:p>
+      <w:pPr>
+        <w:jc w:val="both"/>
+        <w:rPr>
+          <w:rtl/>
+          <w:lang w:bidi="ar-AE"/>
+        </w:rPr>
+      </w:pPr>
+      <w:r>
+        <w:rPr>
+          <w:rFonts w:hint="cs"/>
+          <w:rtl/>
+          <w:lang w:bidi="ar-AE"/>
+        </w:rPr>
+        <w:t>إنه يريد، وقبل حدوث الخلاص، بأن يعزي القلب المهزوم من المشاعر الذي ينشئها الإيمان بحد ذاته. إن كان هو الإيمان الذي يُنهض المشاعر، عندها لن ينتظر الإيمان جوابًا عبثًا. في الحقيقة الخلاص لم يكن قريبًا بعد. إن الرؤيا امتدت إلى زمن معين؛ إلا أن خلاص الله سيأتي حتمًا. الله، الذي يقدّر الإيمان سيدخل بنفسه</w:t>
+      </w:r>
+      <w:r>
+        <w:rPr>
+          <w:rFonts w:hint="cs"/>
+          <w:rtl/>
+          <w:lang w:bidi="ar-AE"/>
+        </w:rPr>
+        <w:t xml:space="preserve"> المشهد</w:t>
+      </w:r>
+      <w:r>
+        <w:rPr>
+          <w:rFonts w:hint="cs"/>
+          <w:rtl/>
+          <w:lang w:bidi="ar-AE"/>
+        </w:rPr>
+        <w:t>. إن تأخر الخلاص، فعلى الأمين أن ينتظره. إنه حتمًا سيأتي ولن يتوانى. لقد بدا وأنه تأخر</w:t>
+      </w:r>
+      <w:r>
+        <w:rPr>
+          <w:rFonts w:hint="cs"/>
+          <w:rtl/>
+          <w:lang w:bidi="ar-AE"/>
+        </w:rPr>
+        <w:t xml:space="preserve"> بالنسبة لقلب الإنسان. إن الصبر يجب أن يكون له عمل تام. إن صبر الله كان طويلاً وكاملاً. إن وقت الخلاص لن يتأخر ساعة واحدة عن </w:t>
+      </w:r>
+      <w:r>
+        <w:rPr>
+          <w:rFonts w:hint="cs"/>
+          <w:rtl/>
+          <w:lang w:bidi="ar-AE"/>
+        </w:rPr>
+        <w:t xml:space="preserve">الموعد </w:t>
+      </w:r>
+      <w:r>
+        <w:rPr>
+          <w:rFonts w:hint="cs"/>
+          <w:rtl/>
+          <w:lang w:bidi="ar-AE"/>
+        </w:rPr>
+        <w:t>ا</w:t>
+      </w:r>
+      <w:r>
+        <w:rPr>
+          <w:rFonts w:hint="cs"/>
+          <w:rtl/>
+          <w:lang w:bidi="ar-AE"/>
+        </w:rPr>
+        <w:t>لذي حدده الله في حكمته.</w:t>
+      </w:r>
+    </w:p>
+    <w:p>
+      <w:pPr>
+        <w:jc w:val="both"/>
+        <w:rPr>
+          <w:rtl/>
+          <w:lang w:bidi="ar-AE"/>
+        </w:rPr>
+      </w:pPr>
+      <w:r>
+        <w:rPr>
+          <w:rFonts w:hint="cs"/>
+          <w:rtl/>
+          <w:lang w:bidi="ar-AE"/>
+        </w:rPr>
+        <w:t>إن روح الكبرياء الذي نتائجه كانت قد تغلبت على قلب النبي كله، دانه الله. بالنسبة للظالمين لم يكن هذا مستقيمًا، لكن نصيب البار كان بأن يحيا بالإيمان؛ وسيحيا أيضًا</w:t>
+      </w:r>
+      <w:r>
+        <w:rPr>
+          <w:rFonts w:hint="cs"/>
+          <w:rtl/>
+          <w:lang w:bidi="ar-AE"/>
+        </w:rPr>
+        <w:t xml:space="preserve"> </w:t>
+      </w:r>
+      <w:r>
+        <w:rPr>
+          <w:rtl/>
+          <w:lang w:bidi="ar-AE"/>
+        </w:rPr>
+        <w:t>بالإيمان</w:t>
+      </w:r>
+      <w:r>
+        <w:rPr>
+          <w:rFonts w:hint="cs"/>
+          <w:rtl/>
+          <w:lang w:bidi="ar-AE"/>
+        </w:rPr>
+        <w:t xml:space="preserve">. </w:t>
+      </w:r>
+      <w:r>
+        <w:rPr>
+          <w:rFonts w:hint="cs"/>
+          <w:rtl/>
+          <w:lang w:bidi="ar-AE"/>
+        </w:rPr>
+        <w:t>وربما كان من الممكن أن يبدو الخلاص للشعب الذي لم يكن يتطلب هذا الإيمان مرغوبًا أكثر. لكن الذي أراده الله هو بأن يُمتحن القلب بهذه الصورة. إن البار عليه أن يجتاز في هذه الأمور ويتعلم بأن يعتمد على الله، وأن يحسب حسابه في كل الظروف، ويتعلم ما هو (الله) في ذاته، مهما كلفه الأمر.</w:t>
+      </w:r>
+    </w:p>
+    <w:p>
+      <w:pPr>
+        <w:jc w:val="both"/>
         <w:rPr>
           <w:rtl/>
           <w:lang w:bidi="ar-AE"/>
@@ -410,19 +727,84 @@
           <w:rtl/>
           <w:lang w:bidi="ar-AE"/>
         </w:rPr>
-        <w:t>الشعب تمرّد كالعدو: شرّهم لم يشفق لا على نساء ولا على أولاد (عدد 8، 9). جميع الذين كانت لهم آذان للسمع أمرهم الرب بالقيام والانفصال عن كل هذه المعاصي. في وسط هذه الحالة من الأمور لم يستطع شعب الله بأن يجد لنفسه راحة. كيف سيكون لقديسي الرب راحة</w:t>
-      </w:r>
-      <w:r>
-        <w:rPr>
-          <w:rFonts w:hint="cs"/>
-          <w:rtl/>
-          <w:lang w:bidi="ar-AE"/>
-        </w:rPr>
-        <w:t xml:space="preserve"> في المكان الذي كان محاطًا بالتنجسات (عدد 10، 11)؟ على الرغم من ذلك الرب لم يُبطل أي قصد للبركة قد حدده لإسرائيل. هو أراد أن يجمعه كله، كل الرعية بأعدادها الغفيرة التي كانت تحت حماه. المقتحم الذي كان سيفتح الطريق وسيزيل كل عائق سيتقدم أمامهم. هم سيخرجون من مكان أسرهم. الملك سيتقدم أمامهم، وسيكون الرب علىرأسهم (عدد 12، 13).</w:t>
-      </w:r>
-    </w:p>
-    <w:p>
-      <w:pPr>
+        <w:t>على الرغم من أن الله سمح بهزيمة شعبه لأجل خطاياه بالظُلم والقمع، إلا أن طريقة معاملة الظالم صرخ</w:t>
+      </w:r>
+      <w:r>
+        <w:rPr>
+          <w:rFonts w:hint="cs"/>
+          <w:rtl/>
+          <w:lang w:bidi="ar-AE"/>
+        </w:rPr>
+        <w:t>ت</w:t>
+      </w:r>
+      <w:r>
+        <w:rPr>
+          <w:rFonts w:hint="cs"/>
+          <w:rtl/>
+          <w:lang w:bidi="ar-AE"/>
+        </w:rPr>
+        <w:t xml:space="preserve"> إلى السماء عاليًا وأنزل</w:t>
+      </w:r>
+      <w:r>
+        <w:rPr>
+          <w:rFonts w:hint="cs"/>
+          <w:rtl/>
+          <w:lang w:bidi="ar-AE"/>
+        </w:rPr>
+        <w:t>ت</w:t>
+      </w:r>
+      <w:r>
+        <w:rPr>
+          <w:rFonts w:hint="cs"/>
+          <w:rtl/>
+          <w:lang w:bidi="ar-AE"/>
+        </w:rPr>
+        <w:t xml:space="preserve"> على رأسه القضاء. ويل له! لأنه بغ</w:t>
+      </w:r>
+      <w:r>
+        <w:rPr>
+          <w:rFonts w:hint="cs"/>
+          <w:rtl/>
+          <w:lang w:bidi="ar-AE"/>
+        </w:rPr>
+        <w:t>َ</w:t>
+      </w:r>
+      <w:r>
+        <w:rPr>
+          <w:rFonts w:hint="cs"/>
+          <w:rtl/>
+          <w:lang w:bidi="ar-AE"/>
+        </w:rPr>
+        <w:t>ض</w:t>
+      </w:r>
+      <w:r>
+        <w:rPr>
+          <w:rFonts w:hint="cs"/>
+          <w:rtl/>
+          <w:lang w:bidi="ar-AE"/>
+        </w:rPr>
+        <w:t>ّ</w:t>
+      </w:r>
+      <w:r>
+        <w:rPr>
+          <w:rFonts w:hint="cs"/>
+          <w:rtl/>
+          <w:lang w:bidi="ar-AE"/>
+        </w:rPr>
+        <w:t xml:space="preserve"> النظر عن روابط الله بشعبه، فإنه هو الذي يدين الأرض والذي يخلصها من ظالمها والأشرار. إن صورته المنحوتة لن تفيده</w:t>
+      </w:r>
+      <w:r>
+        <w:rPr>
+          <w:rFonts w:hint="cs"/>
+          <w:rtl/>
+          <w:lang w:bidi="ar-AE"/>
+        </w:rPr>
+        <w:t>: ما الذي يستطيعه الحجر الصامت أن يفعله للرجل الذي نصبه؟ لكن الرب كان مكانه المقدس، في هيكله. كل الأرض يجب أن تصمت أمامه. إنها كانت ستمتلئ بمعرفة مجده، كالماء الذي يغطي بقاع البحار. إن شعوب العالم سيجتهدون عبثًا، للنار فقط، وهذه ستكون من الرب؛ لأنه يريد أن يملأ العالم بمعرفته.</w:t>
+      </w:r>
+    </w:p>
+    <w:p>
+      <w:pPr>
+        <w:jc w:val="both"/>
         <w:rPr>
           <w:rtl/>
           <w:lang w:bidi="ar-AE"/>
@@ -442,165 +824,176 @@
     </w:p>
     <w:p>
       <w:pPr>
-        <w:rPr>
-          <w:rtl/>
-          <w:lang w:bidi="ar-AE"/>
-        </w:rPr>
-        <w:sectPr>
-          <w:pgSz w:w="11906" w:h="16838"/>
-          <w:pgMar w:top="1440" w:right="1800" w:bottom="1440" w:left="1800" w:header="708" w:footer="708" w:gutter="0"/>
-          <w:cols w:space="708"/>
-          <w:bidi/>
-          <w:rtlGutter/>
-          <w:docGrid w:linePitch="360"/>
-        </w:sectPr>
-      </w:pPr>
-      <w:r>
-        <w:rPr>
-          <w:rFonts w:hint="cs"/>
-          <w:rtl/>
-          <w:lang w:bidi="ar-AE"/>
-        </w:rPr>
-        <w:t xml:space="preserve">النبي يشكو من جديد من رؤساء وقادة يعقوب. إنهم سيصرخون إلى الرب لكنه لن يستجيب لهم. لن ينيرهم أي نبي بنور كلمته. الراؤون سيُخزَون، إنه لن يكون أي جواب من الله (عدد 1 </w:t>
-      </w:r>
-      <w:r>
-        <w:rPr>
-          <w:rtl/>
-          <w:lang w:bidi="ar-AE"/>
-        </w:rPr>
-        <w:t>–</w:t>
-      </w:r>
-      <w:r>
-        <w:rPr>
-          <w:rFonts w:hint="cs"/>
-          <w:rtl/>
-          <w:lang w:bidi="ar-AE"/>
-        </w:rPr>
-        <w:t xml:space="preserve"> 7). الأمر لم يكن كذلك مع النبي. هو كانت ممتلئًا قوة بروح الرب ليُخبر يعقوب بتعدياته وإسرائيل بخطيته (عدد 8). هو يفعل ذلك باشتكائه </w:t>
-      </w:r>
-      <w:r>
-        <w:rPr>
-          <w:rFonts w:hint="cs"/>
-          <w:rtl/>
-          <w:lang w:bidi="ar-AE"/>
-        </w:rPr>
-        <w:t xml:space="preserve">ثانية من القائمين على رأس الشعب، الذين قضوا بهدف التقدمات والهدايا، والأنبياء أيضًا الذين تنبأوا مقابل المال، بينما بنفس الوقت افتخروا بامتيازهم، بأن الرب في وسطهم، وهو امتياز في الواقع لم يكن إلا من نصيب هذا الشعب لوحده. </w:t>
-      </w:r>
-      <w:r>
-        <w:rPr>
-          <w:rFonts w:hint="cs"/>
-          <w:rtl/>
-          <w:lang w:bidi="ar-AE"/>
-        </w:rPr>
-        <w:t xml:space="preserve">لم يكن هناك أي شيء آخر يستاء منه الرب إلا عندما نفخ أولئك، الذين حملوا اسم شعبه، صدورهم بالامتياز بأنه موجود في وسطهم، بينما هم كانت غايتهم في هذا التفاخر فقط بأن يعلّوا من قدر أنفسهم وأن يبرروا طرقهم الشريرة، أو بالرغم منها أن يدّعوا أن الله يعمل لخيرهم. لأجل ذلك ستُحرَث صهيون كالحقول، </w:t>
-      </w:r>
-      <w:r>
-        <w:rPr>
-          <w:rFonts w:hint="cs"/>
-          <w:rtl/>
-          <w:lang w:bidi="ar-AE"/>
-        </w:rPr>
-        <w:t>والجبال المزينة الآن بالقصور ستصبح على مستوى الغابات في ارتفاعها</w:t>
-      </w:r>
-      <w:r>
-        <w:rPr>
-          <w:rFonts w:hint="cs"/>
-          <w:rtl/>
-          <w:lang w:bidi="ar-AE"/>
-        </w:rPr>
-        <w:t xml:space="preserve"> (عدد 9 </w:t>
-      </w:r>
-      <w:r>
-        <w:rPr>
-          <w:rtl/>
-          <w:lang w:bidi="ar-AE"/>
-        </w:rPr>
-        <w:t>–</w:t>
-      </w:r>
-      <w:r>
-        <w:rPr>
-          <w:rFonts w:hint="cs"/>
-          <w:rtl/>
-          <w:lang w:bidi="ar-AE"/>
-        </w:rPr>
-        <w:t xml:space="preserve"> 12).</w:t>
-      </w:r>
-    </w:p>
-    <w:p>
-      <w:pPr>
-        <w:rPr>
-          <w:rtl/>
-          <w:lang w:bidi="ar-AE"/>
-        </w:rPr>
-      </w:pPr>
-      <w:r>
-        <w:rPr>
-          <w:rFonts w:hint="cs"/>
-          <w:rtl/>
-          <w:lang w:bidi="ar-AE"/>
-        </w:rPr>
-        <w:t xml:space="preserve">إصحاح 4 </w:t>
-      </w:r>
-      <w:r>
-        <w:rPr>
-          <w:rtl/>
-          <w:lang w:bidi="ar-AE"/>
-        </w:rPr>
-        <w:t>–</w:t>
-      </w:r>
-      <w:r>
-        <w:rPr>
-          <w:rFonts w:hint="cs"/>
-          <w:rtl/>
-          <w:lang w:bidi="ar-AE"/>
-        </w:rPr>
-        <w:t xml:space="preserve"> 5</w:t>
-      </w:r>
-    </w:p>
-    <w:p>
-      <w:pPr>
-        <w:rPr>
-          <w:rFonts w:hint="cs"/>
-          <w:rtl/>
-          <w:lang w:bidi="ar-AE"/>
-        </w:rPr>
-      </w:pPr>
-      <w:r>
-        <w:rPr>
-          <w:rFonts w:hint="cs"/>
-          <w:rtl/>
-          <w:lang w:bidi="ar-AE"/>
-        </w:rPr>
-        <w:t xml:space="preserve">من جديد يختتم النبي شكواه في روح أشعياء التي يقدمها بسبب الخطية، كما ونبواته عن الدينونة والخراب ببلاغه عن التجديد التام لبركة صهيون ومجدها. </w:t>
-      </w:r>
-      <w:r>
-        <w:rPr>
-          <w:rFonts w:hint="cs"/>
-          <w:rtl/>
-          <w:lang w:bidi="ar-AE"/>
-        </w:rPr>
-        <w:t xml:space="preserve">إذ أنه لم يكن هناك داعٍ بأن يعبّر بطريقة أخرى فإن الروح هنا يكرر الوصف الذي وصفه في أشعياء 2 عن مجد صهيون في الأيام الأخيرة. غير أن النبوة التي أمامنا غير مفصلة كتلك وبالتالي هي تنضم إلى الوصف المذكور هنا مباشرة في ذِكر أحداث الأيام </w:t>
-      </w:r>
-      <w:hyperlink r:id="rId11" w:anchor=":~:text=letzten%20Tagen%20an.-,Wenn%20Gott,-den%20m%C3%A4chtigen%20Nationen" w:history="1">
-        <w:r>
-          <w:rPr>
-            <w:rStyle w:val="Hyperlink"/>
-            <w:rFonts w:hint="cs"/>
-            <w:rtl/>
-            <w:lang w:bidi="ar-AE"/>
-          </w:rPr>
-          <w:t>الأخيرة</w:t>
-        </w:r>
-      </w:hyperlink>
-      <w:bookmarkStart w:id="0" w:name="_GoBack"/>
-      <w:bookmarkEnd w:id="0"/>
-      <w:r>
-        <w:rPr>
-          <w:rFonts w:hint="cs"/>
-          <w:rtl/>
-          <w:lang w:bidi="ar-AE"/>
-        </w:rPr>
-        <w:t xml:space="preserve">. </w:t>
+        <w:jc w:val="both"/>
+        <w:rPr>
+          <w:rtl/>
+          <w:lang w:bidi="ar-AE"/>
+        </w:rPr>
+      </w:pPr>
+      <w:r>
+        <w:rPr>
+          <w:rFonts w:hint="cs"/>
+          <w:rtl/>
+          <w:lang w:bidi="ar-AE"/>
+        </w:rPr>
+        <w:t xml:space="preserve">هذه الإجابة جعلت قلب النبي يشعر بحضور </w:t>
+      </w:r>
+      <w:r>
+        <w:rPr>
+          <w:rFonts w:hint="cs"/>
+          <w:rtl/>
+          <w:lang w:bidi="ar-AE"/>
+        </w:rPr>
+        <w:t>إلهه</w:t>
+      </w:r>
+      <w:r>
+        <w:rPr>
+          <w:rFonts w:hint="cs"/>
+          <w:rtl/>
+          <w:lang w:bidi="ar-AE"/>
+        </w:rPr>
+        <w:t xml:space="preserve"> المهيب وجعلته يسعى وراء إنعاش عمل الله الرحيم وسط الشعب؛ فإنها عادت بالنبي لأول براهين مراحم الله وذكرته بكل مجد الرب، الذي ظهر حينما في بداية سيرة الشعب</w:t>
+      </w:r>
+      <w:r>
+        <w:rPr>
+          <w:rtl/>
+        </w:rPr>
+        <w:t xml:space="preserve"> </w:t>
+      </w:r>
+      <w:r>
+        <w:rPr>
+          <w:rtl/>
+          <w:lang w:bidi="ar-AE"/>
+        </w:rPr>
+        <w:t>ناب</w:t>
+      </w:r>
+      <w:r>
+        <w:rPr>
+          <w:rFonts w:hint="cs"/>
+          <w:rtl/>
+          <w:lang w:bidi="ar-AE"/>
+        </w:rPr>
+        <w:t xml:space="preserve"> عنه، وحينما خرج من مكانه وأخضع كل عائق ليجعل</w:t>
+      </w:r>
+      <w:r>
+        <w:rPr>
+          <w:rtl/>
+        </w:rPr>
+        <w:t xml:space="preserve"> </w:t>
+      </w:r>
+      <w:r>
+        <w:rPr>
+          <w:rtl/>
+          <w:lang w:bidi="ar-AE"/>
+        </w:rPr>
+        <w:t>البركة</w:t>
+      </w:r>
+      <w:r>
+        <w:rPr>
+          <w:rFonts w:hint="cs"/>
+          <w:rtl/>
+          <w:lang w:bidi="ar-AE"/>
+        </w:rPr>
+        <w:t xml:space="preserve"> لشعبه.</w:t>
+      </w:r>
+    </w:p>
+    <w:p>
+      <w:pPr>
+        <w:jc w:val="both"/>
+        <w:rPr>
+          <w:rtl/>
+          <w:lang w:bidi="ar-AE"/>
+        </w:rPr>
+      </w:pPr>
+      <w:r>
+        <w:rPr>
+          <w:rFonts w:hint="cs"/>
+          <w:rtl/>
+          <w:lang w:bidi="ar-AE"/>
+        </w:rPr>
+        <w:t>وإذ أن النبي ذكر هذا الإعلان عن القدرة الإلهية، ارتعد؛ غير أنه كان متيقنًا في ذلك، بأن هذه القدرة هي مصدر لراحة كاملة ومضمونة في يوم الضيق، عندما سيزحف المخرّب ويهجم على الشعب.</w:t>
+      </w:r>
+    </w:p>
+    <w:p>
+      <w:pPr>
+        <w:jc w:val="both"/>
+        <w:rPr>
+          <w:rtl/>
+          <w:lang w:bidi="ar-AE"/>
+        </w:rPr>
+      </w:pPr>
+      <w:r>
+        <w:rPr>
+          <w:rFonts w:hint="cs"/>
+          <w:rtl/>
+          <w:lang w:bidi="ar-AE"/>
+        </w:rPr>
+        <w:t xml:space="preserve">هو يختم نبواته بالثمر المبارك لكل هذه التعاليم الثمينة، ألا وهو التعبير عن كامل الاعتماد على الرب. وإن اختفت كل البركات، فسيفرح وسيكون فرحًا فيه. الرب يهوه بذاته كان قوته، ثقته ومعونته؛ وهو سيأتي به إلى مرتفعات (سمو) بركاته، مانحًا له أرجلاً كالأيائل، لكي يصل بمراحمه </w:t>
+      </w:r>
+      <w:r>
+        <w:rPr>
+          <w:rFonts w:hint="cs"/>
+          <w:rtl/>
+          <w:lang w:bidi="ar-AE"/>
+        </w:rPr>
+        <w:t>إ</w:t>
+      </w:r>
+      <w:r>
+        <w:rPr>
+          <w:rFonts w:hint="cs"/>
+          <w:rtl/>
+          <w:lang w:bidi="ar-AE"/>
+        </w:rPr>
+        <w:t>لى هناك.</w:t>
+      </w:r>
+    </w:p>
+    <w:p>
+      <w:pPr>
+        <w:jc w:val="both"/>
+        <w:rPr>
+          <w:rtl/>
+          <w:lang w:bidi="ar-AE"/>
+        </w:rPr>
+      </w:pPr>
+      <w:r>
+        <w:rPr>
+          <w:rFonts w:hint="cs"/>
+          <w:rtl/>
+          <w:lang w:bidi="ar-AE"/>
+        </w:rPr>
+        <w:t>إنه لا يوجد أجمل من هذا العرض لأفكار روح الله، للأحزان والمخاوف التي هو باعثها، كما والإجابة التي يعطيها الله ليُعطي فهمًا وليشدد الإيمان، ليكون القلب في كامل الشركة معه.</w:t>
+      </w:r>
+    </w:p>
+    <w:p>
+      <w:pPr>
+        <w:jc w:val="both"/>
+        <w:rPr>
+          <w:rtl/>
+          <w:lang w:bidi="ar-AE"/>
+        </w:rPr>
+      </w:pPr>
+      <w:r>
+        <w:rPr>
+          <w:rFonts w:hint="cs"/>
+          <w:rtl/>
+          <w:lang w:bidi="ar-AE"/>
+        </w:rPr>
+        <w:t xml:space="preserve">ليلاحظ المرء، </w:t>
+      </w:r>
+    </w:p>
+    <w:p>
+      <w:pPr>
+        <w:jc w:val="both"/>
+        <w:rPr>
+          <w:rtl/>
+          <w:lang w:val="de-DE" w:bidi="ar-AE"/>
+        </w:rPr>
+      </w:pPr>
+      <w:r>
+        <w:rPr>
+          <w:lang w:val="de-DE" w:bidi="ar-AE"/>
+        </w:rPr>
+        <w:t>dass hier der dem Götzendienst ergebene</w:t>
       </w:r>
     </w:p>
     <w:sectPr>
@@ -616,7 +1009,7 @@
 </file>
 
 <file path=word/endnotes.xml><?xml version="1.0" encoding="utf-8"?>
-<w:endnotes xmlns:wpc="http://schemas.microsoft.com/office/word/2010/wordprocessingCanvas" xmlns:cx="http://schemas.microsoft.com/office/drawing/2014/chartex" xmlns:cx1="http://schemas.microsoft.com/office/drawing/2015/9/8/chartex" xmlns:cx2="http://schemas.microsoft.com/office/drawing/2015/10/21/chartex" xmlns:cx3="http://schemas.microsoft.com/office/drawing/2016/5/9/chartex" xmlns:cx4="http://schemas.microsoft.com/office/drawing/2016/5/10/chartex" xmlns:cx5="http://schemas.microsoft.com/office/drawing/2016/5/11/chartex" xmlns:cx6="http://schemas.microsoft.com/office/drawing/2016/5/12/chartex" xmlns:cx7="http://schemas.microsoft.com/office/drawing/2016/5/13/chartex" xmlns:cx8="http://schemas.microsoft.com/office/drawing/2016/5/14/chartex" xmlns:mc="http://schemas.openxmlformats.org/markup-compatibility/2006" xmlns:aink="http://schemas.microsoft.com/office/drawing/2016/ink" xmlns:am3d="http://schemas.microsoft.com/office/drawing/2017/model3d" xmlns:o="urn:schemas-microsoft-com:office:office" xmlns:r="http://schemas.openxmlformats.org/officeDocument/2006/relationships" xmlns:m="http://schemas.openxmlformats.org/officeDocument/2006/math" xmlns:v="urn:schemas-microsoft-com:vml" xmlns:wp14="http://schemas.microsoft.com/office/word/2010/wordprocessingDrawing" xmlns:wp="http://schemas.openxmlformats.org/drawingml/2006/wordprocessingDrawing" xmlns:w10="urn:schemas-microsoft-com:office:word" xmlns:w="http://schemas.openxmlformats.org/wordprocessingml/2006/main" xmlns:w14="http://schemas.microsoft.com/office/word/2010/wordml" xmlns:w15="http://schemas.microsoft.com/office/word/2012/wordml" xmlns:w16cid="http://schemas.microsoft.com/office/word/2016/wordml/cid" xmlns:w16se="http://schemas.microsoft.com/office/word/2015/wordml/symex" xmlns:wpg="http://schemas.microsoft.com/office/word/2010/wordprocessingGroup" xmlns:wpi="http://schemas.microsoft.com/office/word/2010/wordprocessingInk" xmlns:wne="http://schemas.microsoft.com/office/word/2006/wordml" xmlns:wps="http://schemas.microsoft.com/office/word/2010/wordprocessingShape" mc:Ignorable="w14 w15 w16se w16cid wp14">
+<w:endnotes xmlns:wpc="http://schemas.microsoft.com/office/word/2010/wordprocessingCanvas" xmlns:cx="http://schemas.microsoft.com/office/drawing/2014/chartex" xmlns:cx1="http://schemas.microsoft.com/office/drawing/2015/9/8/chartex" xmlns:cx2="http://schemas.microsoft.com/office/drawing/2015/10/21/chartex" xmlns:cx3="http://schemas.microsoft.com/office/drawing/2016/5/9/chartex" xmlns:cx4="http://schemas.microsoft.com/office/drawing/2016/5/10/chartex" xmlns:cx5="http://schemas.microsoft.com/office/drawing/2016/5/11/chartex" xmlns:cx6="http://schemas.microsoft.com/office/drawing/2016/5/12/chartex" xmlns:cx7="http://schemas.microsoft.com/office/drawing/2016/5/13/chartex" xmlns:cx8="http://schemas.microsoft.com/office/drawing/2016/5/14/chartex" xmlns:mc="http://schemas.openxmlformats.org/markup-compatibility/2006" xmlns:aink="http://schemas.microsoft.com/office/drawing/2016/ink" xmlns:am3d="http://schemas.microsoft.com/office/drawing/2017/model3d" xmlns:o="urn:schemas-microsoft-com:office:office" xmlns:oel="http://schemas.microsoft.com/office/2019/extlst" xmlns:r="http://schemas.openxmlformats.org/officeDocument/2006/relationships" xmlns:m="http://schemas.openxmlformats.org/officeDocument/2006/math" xmlns:v="urn:schemas-microsoft-com:vml" xmlns:wp14="http://schemas.microsoft.com/office/word/2010/wordprocessingDrawing" xmlns:wp="http://schemas.openxmlformats.org/drawingml/2006/wordprocessingDrawing" xmlns:w10="urn:schemas-microsoft-com:office:word" xmlns:w="http://schemas.openxmlformats.org/wordprocessingml/2006/main" xmlns:w14="http://schemas.microsoft.com/office/word/2010/wordml" xmlns:w15="http://schemas.microsoft.com/office/word/2012/wordml" xmlns:w16cex="http://schemas.microsoft.com/office/word/2018/wordml/cex" xmlns:w16cid="http://schemas.microsoft.com/office/word/2016/wordml/cid" xmlns:w16="http://schemas.microsoft.com/office/word/2018/wordml" xmlns:w16sdtdh="http://schemas.microsoft.com/office/word/2020/wordml/sdtdatahash" xmlns:w16se="http://schemas.microsoft.com/office/word/2015/wordml/symex" xmlns:wpg="http://schemas.microsoft.com/office/word/2010/wordprocessingGroup" xmlns:wpi="http://schemas.microsoft.com/office/word/2010/wordprocessingInk" xmlns:wne="http://schemas.microsoft.com/office/word/2006/wordml" xmlns:wps="http://schemas.microsoft.com/office/word/2010/wordprocessingShape" mc:Ignorable="w14 w15 w16se w16cid w16 w16cex w16sdtdh wp14">
   <w:endnote w:type="separator" w:id="-1">
     <w:p>
       <w:pPr>
@@ -641,7 +1034,7 @@
 </file>
 
 <file path=word/footnotes.xml><?xml version="1.0" encoding="utf-8"?>
-<w:footnotes xmlns:wpc="http://schemas.microsoft.com/office/word/2010/wordprocessingCanvas" xmlns:cx="http://schemas.microsoft.com/office/drawing/2014/chartex" xmlns:cx1="http://schemas.microsoft.com/office/drawing/2015/9/8/chartex" xmlns:cx2="http://schemas.microsoft.com/office/drawing/2015/10/21/chartex" xmlns:cx3="http://schemas.microsoft.com/office/drawing/2016/5/9/chartex" xmlns:cx4="http://schemas.microsoft.com/office/drawing/2016/5/10/chartex" xmlns:cx5="http://schemas.microsoft.com/office/drawing/2016/5/11/chartex" xmlns:cx6="http://schemas.microsoft.com/office/drawing/2016/5/12/chartex" xmlns:cx7="http://schemas.microsoft.com/office/drawing/2016/5/13/chartex" xmlns:cx8="http://schemas.microsoft.com/office/drawing/2016/5/14/chartex" xmlns:mc="http://schemas.openxmlformats.org/markup-compatibility/2006" xmlns:aink="http://schemas.microsoft.com/office/drawing/2016/ink" xmlns:am3d="http://schemas.microsoft.com/office/drawing/2017/model3d" xmlns:o="urn:schemas-microsoft-com:office:office" xmlns:r="http://schemas.openxmlformats.org/officeDocument/2006/relationships" xmlns:m="http://schemas.openxmlformats.org/officeDocument/2006/math" xmlns:v="urn:schemas-microsoft-com:vml" xmlns:wp14="http://schemas.microsoft.com/office/word/2010/wordprocessingDrawing" xmlns:wp="http://schemas.openxmlformats.org/drawingml/2006/wordprocessingDrawing" xmlns:w10="urn:schemas-microsoft-com:office:word" xmlns:w="http://schemas.openxmlformats.org/wordprocessingml/2006/main" xmlns:w14="http://schemas.microsoft.com/office/word/2010/wordml" xmlns:w15="http://schemas.microsoft.com/office/word/2012/wordml" xmlns:w16cid="http://schemas.microsoft.com/office/word/2016/wordml/cid" xmlns:w16se="http://schemas.microsoft.com/office/word/2015/wordml/symex" xmlns:wpg="http://schemas.microsoft.com/office/word/2010/wordprocessingGroup" xmlns:wpi="http://schemas.microsoft.com/office/word/2010/wordprocessingInk" xmlns:wne="http://schemas.microsoft.com/office/word/2006/wordml" xmlns:wps="http://schemas.microsoft.com/office/word/2010/wordprocessingShape" mc:Ignorable="w14 w15 w16se w16cid wp14">
+<w:footnotes xmlns:wpc="http://schemas.microsoft.com/office/word/2010/wordprocessingCanvas" xmlns:cx="http://schemas.microsoft.com/office/drawing/2014/chartex" xmlns:cx1="http://schemas.microsoft.com/office/drawing/2015/9/8/chartex" xmlns:cx2="http://schemas.microsoft.com/office/drawing/2015/10/21/chartex" xmlns:cx3="http://schemas.microsoft.com/office/drawing/2016/5/9/chartex" xmlns:cx4="http://schemas.microsoft.com/office/drawing/2016/5/10/chartex" xmlns:cx5="http://schemas.microsoft.com/office/drawing/2016/5/11/chartex" xmlns:cx6="http://schemas.microsoft.com/office/drawing/2016/5/12/chartex" xmlns:cx7="http://schemas.microsoft.com/office/drawing/2016/5/13/chartex" xmlns:cx8="http://schemas.microsoft.com/office/drawing/2016/5/14/chartex" xmlns:mc="http://schemas.openxmlformats.org/markup-compatibility/2006" xmlns:aink="http://schemas.microsoft.com/office/drawing/2016/ink" xmlns:am3d="http://schemas.microsoft.com/office/drawing/2017/model3d" xmlns:o="urn:schemas-microsoft-com:office:office" xmlns:oel="http://schemas.microsoft.com/office/2019/extlst" xmlns:r="http://schemas.openxmlformats.org/officeDocument/2006/relationships" xmlns:m="http://schemas.openxmlformats.org/officeDocument/2006/math" xmlns:v="urn:schemas-microsoft-com:vml" xmlns:wp14="http://schemas.microsoft.com/office/word/2010/wordprocessingDrawing" xmlns:wp="http://schemas.openxmlformats.org/drawingml/2006/wordprocessingDrawing" xmlns:w10="urn:schemas-microsoft-com:office:word" xmlns:w="http://schemas.openxmlformats.org/wordprocessingml/2006/main" xmlns:w14="http://schemas.microsoft.com/office/word/2010/wordml" xmlns:w15="http://schemas.microsoft.com/office/word/2012/wordml" xmlns:w16cex="http://schemas.microsoft.com/office/word/2018/wordml/cex" xmlns:w16cid="http://schemas.microsoft.com/office/word/2016/wordml/cid" xmlns:w16="http://schemas.microsoft.com/office/word/2018/wordml" xmlns:w16sdtdh="http://schemas.microsoft.com/office/word/2020/wordml/sdtdatahash" xmlns:w16se="http://schemas.microsoft.com/office/word/2015/wordml/symex" xmlns:wpg="http://schemas.microsoft.com/office/word/2010/wordprocessingGroup" xmlns:wpi="http://schemas.microsoft.com/office/word/2010/wordprocessingInk" xmlns:wne="http://schemas.microsoft.com/office/word/2006/wordml" xmlns:wps="http://schemas.microsoft.com/office/word/2010/wordprocessingShape" mc:Ignorable="w14 w15 w16se w16cid w16 w16cex w16sdtdh wp14">
   <w:footnote w:type="separator" w:id="-1">
     <w:p>
       <w:pPr>
@@ -666,33 +1059,54 @@
     <w:p>
       <w:pPr>
         <w:pStyle w:val="FootnoteText"/>
+        <w:jc w:val="both"/>
         <w:rPr>
           <w:b/>
           <w:bCs/>
           <w:sz w:val="26"/>
           <w:szCs w:val="26"/>
+          <w:rtl/>
+          <w:lang w:bidi="ar-AE"/>
         </w:rPr>
       </w:pPr>
       <w:r>
         <w:rPr>
           <w:rStyle w:val="FootnoteReference"/>
+        </w:rPr>
+        <w:footnoteRef/>
+      </w:r>
+      <w:r>
+        <w:rPr>
+          <w:rtl/>
+        </w:rPr>
+        <w:t xml:space="preserve"> </w:t>
+      </w:r>
+      <w:r>
+        <w:rPr>
+          <w:rFonts w:hint="cs"/>
           <w:b/>
           <w:bCs/>
           <w:sz w:val="26"/>
           <w:szCs w:val="26"/>
-        </w:rPr>
-        <w:footnoteRef/>
-      </w:r>
-      <w:r>
-        <w:rPr>
+          <w:rtl/>
+          <w:lang w:bidi="ar-AE"/>
+        </w:rPr>
+        <w:t>يا له من ث</w:t>
+      </w:r>
+      <w:bookmarkStart w:id="0" w:name="_Hlk73516675"/>
+      <w:r>
+        <w:rPr>
+          <w:rFonts w:hint="cs"/>
           <w:b/>
           <w:bCs/>
           <w:sz w:val="26"/>
           <w:szCs w:val="26"/>
           <w:rtl/>
-        </w:rPr>
-        <w:t xml:space="preserve"> </w:t>
-      </w:r>
+          <w:lang w:bidi="ar-AE"/>
+        </w:rPr>
+        <w:t>مر</w:t>
+      </w:r>
+      <w:bookmarkEnd w:id="0"/>
       <w:r>
         <w:rPr>
           <w:rFonts w:hint="cs"/>
@@ -701,8 +1115,110 @@
           <w:sz w:val="26"/>
           <w:szCs w:val="26"/>
           <w:rtl/>
-        </w:rPr>
-        <w:t>العدد 6 غامض كليًا. ربما إصحاح 3: 7 يكون شرحًا له.</w:t>
+          <w:lang w:bidi="ar-AE"/>
+        </w:rPr>
+        <w:t xml:space="preserve"> أسيف للكبرياء، الذي يُنشئ ضعفًا من دون علم بذلك! فالإنسان يحتاج إلى سند، والكبرياء الذي يرفض الله الحقيقي، لا بد له أن يصنع لنفسه إلهًا وهو يفعل ذلك، أو أنه يقبل الإله الذي </w:t>
+      </w:r>
+      <w:r>
+        <w:rPr>
+          <w:rFonts w:hint="cs"/>
+          <w:b/>
+          <w:bCs/>
+          <w:sz w:val="26"/>
+          <w:szCs w:val="26"/>
+          <w:rtl/>
+          <w:lang w:bidi="ar-AE"/>
+        </w:rPr>
+        <w:t>من صنعة</w:t>
+      </w:r>
+      <w:r>
+        <w:rPr>
+          <w:rFonts w:hint="cs"/>
+          <w:b/>
+          <w:bCs/>
+          <w:sz w:val="26"/>
+          <w:szCs w:val="26"/>
+          <w:rtl/>
+          <w:lang w:bidi="ar-AE"/>
+        </w:rPr>
+        <w:t xml:space="preserve"> آبا</w:t>
+      </w:r>
+      <w:r>
+        <w:rPr>
+          <w:rFonts w:hint="cs"/>
+          <w:b/>
+          <w:bCs/>
+          <w:sz w:val="26"/>
+          <w:szCs w:val="26"/>
+          <w:rtl/>
+          <w:lang w:bidi="ar-AE"/>
+        </w:rPr>
+        <w:t>ئه؛ لأن الكبرياء لا يمكنه الصمود</w:t>
+      </w:r>
+      <w:r>
+        <w:rPr>
+          <w:rtl/>
+        </w:rPr>
+        <w:t xml:space="preserve"> </w:t>
+      </w:r>
+      <w:r>
+        <w:rPr>
+          <w:b/>
+          <w:bCs/>
+          <w:sz w:val="26"/>
+          <w:szCs w:val="26"/>
+          <w:rtl/>
+          <w:lang w:bidi="ar-AE"/>
+        </w:rPr>
+        <w:t>في حضرة الله العلي</w:t>
+      </w:r>
+      <w:r>
+        <w:rPr>
+          <w:rFonts w:hint="cs"/>
+          <w:b/>
+          <w:bCs/>
+          <w:sz w:val="26"/>
+          <w:szCs w:val="26"/>
+          <w:rtl/>
+          <w:lang w:bidi="ar-AE"/>
+        </w:rPr>
+        <w:t>. إن الإنسان يصنع إلهًا؛ وهذا أيضًا كبرياء. غير أنه لا يمكنه أن يعيش من دون إله، وأخيرًا القلب الطبيعي هو عبد لمَن من دونه لا بقاء له.</w:t>
+      </w:r>
+    </w:p>
+  </w:footnote>
+  <w:footnote w:id="2">
+    <w:p>
+      <w:pPr>
+        <w:pStyle w:val="FootnoteText"/>
+        <w:jc w:val="both"/>
+        <w:rPr>
+          <w:rtl/>
+          <w:lang w:bidi="ar-AE"/>
+        </w:rPr>
+      </w:pPr>
+      <w:r>
+        <w:rPr>
+          <w:rStyle w:val="FootnoteReference"/>
+        </w:rPr>
+        <w:footnoteRef/>
+      </w:r>
+      <w:r>
+        <w:rPr>
+          <w:rtl/>
+        </w:rPr>
+        <w:t xml:space="preserve"> </w:t>
+      </w:r>
+      <w:r>
+        <w:rPr>
+          <w:rFonts w:hint="cs"/>
+          <w:b/>
+          <w:bCs/>
+          <w:sz w:val="26"/>
+          <w:szCs w:val="26"/>
+          <w:rtl/>
+          <w:lang w:bidi="ar-AE"/>
+        </w:rPr>
+        <w:t>بالنسبة لحبقوق فإنه طبعًا الرب، ولنا هو الآب الظاهر في الابن، لذا فإنه بالنسبة لنا هو الرب يسوع المسيح.</w:t>
       </w:r>
     </w:p>
   </w:footnote>
@@ -710,7 +1226,7 @@
 </file>
 
 <file path=word/styles.xml><?xml version="1.0" encoding="utf-8"?>
-<w:styles xmlns:mc="http://schemas.openxmlformats.org/markup-compatibility/2006" xmlns:r="http://schemas.openxmlformats.org/officeDocument/2006/relationships" xmlns:w="http://schemas.openxmlformats.org/wordprocessingml/2006/main" xmlns:w14="http://schemas.microsoft.com/office/word/2010/wordml" xmlns:w15="http://schemas.microsoft.com/office/word/2012/wordml" xmlns:w16cid="http://schemas.microsoft.com/office/word/2016/wordml/cid" xmlns:w16se="http://schemas.microsoft.com/office/word/2015/wordml/symex" mc:Ignorable="w14 w15 w16se w16cid">
+<w:styles xmlns:mc="http://schemas.openxmlformats.org/markup-compatibility/2006" xmlns:r="http://schemas.openxmlformats.org/officeDocument/2006/relationships" xmlns:w="http://schemas.openxmlformats.org/wordprocessingml/2006/main" xmlns:w14="http://schemas.microsoft.com/office/word/2010/wordml" xmlns:w15="http://schemas.microsoft.com/office/word/2012/wordml" xmlns:w16cex="http://schemas.microsoft.com/office/word/2018/wordml/cex" xmlns:w16cid="http://schemas.microsoft.com/office/word/2016/wordml/cid" xmlns:w16="http://schemas.microsoft.com/office/word/2018/wordml" xmlns:w16sdtdh="http://schemas.microsoft.com/office/word/2020/wordml/sdtdatahash" xmlns:w16se="http://schemas.microsoft.com/office/word/2015/wordml/symex" mc:Ignorable="w14 w15 w16se w16cid w16 w16cex w16sdtdh">
   <w:docDefaults>
     <w:rPrDefault>
       <w:rPr>
@@ -722,9 +1238,7 @@
     </w:rPrDefault>
     <w:pPrDefault>
       <w:pPr>
-        <w:bidi/>
         <w:spacing w:after="160" w:line="259" w:lineRule="auto"/>
-        <w:jc w:val="both"/>
       </w:pPr>
     </w:pPrDefault>
   </w:docDefaults>
@@ -1109,10 +1623,9 @@
   <w:style w:type="paragraph" w:default="1" w:styleId="Normal">
     <w:name w:val="Normal"/>
     <w:qFormat/>
-    <w:rPr>
-      <w:noProof/>
-      <w:lang w:bidi="ar-EG"/>
-    </w:rPr>
+    <w:pPr>
+      <w:bidi/>
+    </w:pPr>
   </w:style>
   <w:style w:type="character" w:default="1" w:styleId="DefaultParagraphFont">
     <w:name w:val="Default Paragraph Font"/>
@@ -1146,7 +1659,7 @@
     <w:basedOn w:val="DefaultParagraphFont"/>
     <w:uiPriority w:val="99"/>
     <w:unhideWhenUsed/>
-    <w:rsid w:val="002C467A"/>
+    <w:rsid w:val="00D5551F"/>
     <w:rPr>
       <w:color w:val="0563C1" w:themeColor="hyperlink"/>
       <w:u w:val="single"/>
@@ -1158,7 +1671,7 @@
     <w:uiPriority w:val="99"/>
     <w:semiHidden/>
     <w:unhideWhenUsed/>
-    <w:rsid w:val="002C467A"/>
+    <w:rsid w:val="00D5551F"/>
     <w:rPr>
       <w:color w:val="605E5C"/>
       <w:shd w:val="clear" w:color="auto" w:fill="E1DFDD"/>
@@ -1171,7 +1684,7 @@
     <w:uiPriority w:val="99"/>
     <w:semiHidden/>
     <w:unhideWhenUsed/>
-    <w:rsid w:val="00EF6514"/>
+    <w:rsid w:val="0079472F"/>
     <w:pPr>
       <w:spacing w:after="0" w:line="240" w:lineRule="auto"/>
     </w:pPr>
@@ -1186,12 +1699,10 @@
     <w:link w:val="FootnoteText"/>
     <w:uiPriority w:val="99"/>
     <w:semiHidden/>
-    <w:rsid w:val="00EF6514"/>
+    <w:rsid w:val="0079472F"/>
     <w:rPr>
-      <w:noProof/>
       <w:sz w:val="20"/>
       <w:szCs w:val="20"/>
-      <w:lang w:bidi="ar-EG"/>
     </w:rPr>
   </w:style>
   <w:style w:type="character" w:styleId="FootnoteReference">
@@ -1200,9 +1711,21 @@
     <w:uiPriority w:val="99"/>
     <w:semiHidden/>
     <w:unhideWhenUsed/>
-    <w:rsid w:val="00EF6514"/>
+    <w:rsid w:val="0079472F"/>
     <w:rPr>
       <w:vertAlign w:val="superscript"/>
+    </w:rPr>
+  </w:style>
+  <w:style w:type="character" w:styleId="FollowedHyperlink">
+    <w:name w:val="FollowedHyperlink"/>
+    <w:basedOn w:val="DefaultParagraphFont"/>
+    <w:uiPriority w:val="99"/>
+    <w:semiHidden/>
+    <w:unhideWhenUsed/>
+    <w:rsid w:val="00B34994"/>
+    <w:rPr>
+      <w:color w:val="954F72" w:themeColor="followedHyperlink"/>
+      <w:u w:val="single"/>
     </w:rPr>
   </w:style>
 </w:styles>
@@ -1508,7 +2031,7 @@
 </file>
 
 <file path=customXml/itemProps1.xml><?xml version="1.0" encoding="utf-8"?>
-<ds:datastoreItem xmlns:ds="http://schemas.openxmlformats.org/officeDocument/2006/customXml" ds:itemID="{38AAABB4-72DE-4EF2-8181-90A6E69D7524}">
+<ds:datastoreItem xmlns:ds="http://schemas.openxmlformats.org/officeDocument/2006/customXml" ds:itemID="{7206A5A5-1209-47BC-8578-E3E8FC0B1D68}">
   <ds:schemaRefs>
     <ds:schemaRef ds:uri="http://schemas.openxmlformats.org/officeDocument/2006/bibliography"/>
   </ds:schemaRefs>
